--- a/离散数学/集合论与图论/集合论与图论（上）课后习题/第8讲测验.docx
+++ b/离散数学/集合论与图论/集合论与图论（上）课后习题/第8讲测验.docx
@@ -265,11 +265,9 @@
       <w:pPr>
         <w:spacing w:line="360" w:lineRule="auto"/>
       </w:pPr>
-      <w:proofErr w:type="spellStart"/>
       <w:r>
         <w:t>答案:A</w:t>
       </w:r>
-      <w:proofErr w:type="spellEnd"/>
     </w:p>
     <w:p>
       <w:pPr>
@@ -284,9 +282,13 @@
         <w:spacing w:line="360" w:lineRule="auto"/>
         <w:rPr>
           <w:rFonts w:hint="eastAsia"/>
+          <w:highlight w:val="yellow"/>
         </w:rPr>
       </w:pPr>
       <w:r>
+        <w:rPr>
+          <w:highlight w:val="yellow"/>
+        </w:rPr>
         <w:t>2,设集合X={1,2,3,4}，R={(1,2),(2,2),(3,4)},S={(2,3),(3,1),(4,2)},则下列说法错误的是（）。</w:t>
       </w:r>
     </w:p>
@@ -295,14 +297,19 @@
         <w:spacing w:line="360" w:lineRule="auto"/>
         <w:rPr>
           <w:rFonts w:hint="eastAsia"/>
+          <w:highlight w:val="yellow"/>
         </w:rPr>
       </w:pPr>
       <w:r>
+        <w:rPr>
+          <w:highlight w:val="yellow"/>
+        </w:rPr>
         <w:t>A,</w:t>
       </w:r>
       <w:r>
         <w:rPr>
           <w:noProof/>
+          <w:highlight w:val="yellow"/>
         </w:rPr>
         <w:drawing>
           <wp:inline distT="0" distB="0" distL="0" distR="0" wp14:anchorId="289AABF4" wp14:editId="50C36BE2">
@@ -346,14 +353,19 @@
         <w:spacing w:line="360" w:lineRule="auto"/>
         <w:rPr>
           <w:rFonts w:hint="eastAsia"/>
+          <w:highlight w:val="yellow"/>
         </w:rPr>
       </w:pPr>
       <w:r>
+        <w:rPr>
+          <w:highlight w:val="yellow"/>
+        </w:rPr>
         <w:t>B,</w:t>
       </w:r>
       <w:r>
         <w:rPr>
           <w:noProof/>
+          <w:highlight w:val="yellow"/>
         </w:rPr>
         <w:drawing>
           <wp:inline distT="0" distB="0" distL="0" distR="0" wp14:anchorId="740E9870" wp14:editId="6EFAEAA2">
@@ -397,14 +409,19 @@
         <w:spacing w:line="360" w:lineRule="auto"/>
         <w:rPr>
           <w:rFonts w:hint="eastAsia"/>
+          <w:highlight w:val="yellow"/>
         </w:rPr>
       </w:pPr>
       <w:r>
+        <w:rPr>
+          <w:highlight w:val="yellow"/>
+        </w:rPr>
         <w:t>C,</w:t>
       </w:r>
       <w:r>
         <w:rPr>
           <w:noProof/>
+          <w:highlight w:val="yellow"/>
         </w:rPr>
         <w:drawing>
           <wp:inline distT="0" distB="0" distL="0" distR="0" wp14:anchorId="2B084310" wp14:editId="77017A2D">
@@ -449,14 +466,19 @@
         <w:rPr>
           <w:rFonts w:hint="eastAsia"/>
           <w:noProof/>
+          <w:highlight w:val="yellow"/>
         </w:rPr>
       </w:pPr>
       <w:r>
+        <w:rPr>
+          <w:highlight w:val="yellow"/>
+        </w:rPr>
         <w:t>D,</w:t>
       </w:r>
       <w:r>
         <w:rPr>
           <w:noProof/>
+          <w:highlight w:val="yellow"/>
         </w:rPr>
         <w:drawing>
           <wp:inline distT="0" distB="0" distL="0" distR="0" wp14:anchorId="0EB9077D" wp14:editId="6B60F2B1">
@@ -499,17 +521,126 @@
       <w:pPr>
         <w:spacing w:line="360" w:lineRule="auto"/>
       </w:pPr>
-      <w:proofErr w:type="spellStart"/>
       <w:r>
+        <w:rPr>
+          <w:highlight w:val="yellow"/>
+        </w:rPr>
         <w:t>答案:D</w:t>
       </w:r>
-      <w:proofErr w:type="spellEnd"/>
+    </w:p>
+    <w:p>
+      <w:pPr>
+        <w:spacing w:line="360" w:lineRule="auto"/>
+        <w:rPr>
+          <w:lang w:eastAsia="zh-CN"/>
+        </w:rPr>
+      </w:pPr>
+      <w:r>
+        <w:drawing>
+          <wp:inline distT="0" distB="0" distL="0" distR="0" wp14:anchorId="18A51A7F" wp14:editId="10F631E3">
+            <wp:extent cx="4001058" cy="428685"/>
+            <wp:effectExtent l="0" t="0" r="0" b="9525"/>
+            <wp:docPr id="1245692244" name="图片 1"/>
+            <wp:cNvGraphicFramePr>
+              <a:graphicFrameLocks xmlns:a="http://schemas.openxmlformats.org/drawingml/2006/main" noChangeAspect="1"/>
+            </wp:cNvGraphicFramePr>
+            <a:graphic xmlns:a="http://schemas.openxmlformats.org/drawingml/2006/main">
+              <a:graphicData uri="http://schemas.openxmlformats.org/drawingml/2006/picture">
+                <pic:pic xmlns:pic="http://schemas.openxmlformats.org/drawingml/2006/picture">
+                  <pic:nvPicPr>
+                    <pic:cNvPr id="1245692244" name=""/>
+                    <pic:cNvPicPr/>
+                  </pic:nvPicPr>
+                  <pic:blipFill>
+                    <a:blip r:embed="rId11"/>
+                    <a:stretch>
+                      <a:fillRect/>
+                    </a:stretch>
+                  </pic:blipFill>
+                  <pic:spPr>
+                    <a:xfrm>
+                      <a:off x="0" y="0"/>
+                      <a:ext cx="4001058" cy="428685"/>
+                    </a:xfrm>
+                    <a:prstGeom prst="rect">
+                      <a:avLst/>
+                    </a:prstGeom>
+                  </pic:spPr>
+                </pic:pic>
+              </a:graphicData>
+            </a:graphic>
+          </wp:inline>
+        </w:drawing>
+      </w:r>
+    </w:p>
+    <w:p>
+      <w:pPr>
+        <w:spacing w:line="360" w:lineRule="auto"/>
+        <w:rPr>
+          <w:lang w:eastAsia="zh-CN"/>
+        </w:rPr>
+      </w:pPr>
+      <w:r>
+        <w:rPr>
+          <w:rFonts w:hint="eastAsia"/>
+          <w:highlight w:val="yellow"/>
+          <w:lang w:eastAsia="zh-CN"/>
+        </w:rPr>
+        <w:t>顺序先</w:t>
+      </w:r>
+      <w:r>
+        <w:rPr>
+          <w:rFonts w:hint="eastAsia"/>
+          <w:highlight w:val="yellow"/>
+          <w:lang w:eastAsia="zh-CN"/>
+        </w:rPr>
+        <w:t>：</w:t>
+      </w:r>
+      <w:r>
+        <w:rPr>
+          <w:rFonts w:hint="eastAsia"/>
+          <w:highlight w:val="yellow"/>
+          <w:lang w:eastAsia="zh-CN"/>
+        </w:rPr>
+        <w:t>R后S</w:t>
+      </w:r>
+      <w:r>
+        <w:rPr>
+          <w:rFonts w:hint="eastAsia"/>
+          <w:highlight w:val="yellow"/>
+          <w:lang w:eastAsia="zh-CN"/>
+        </w:rPr>
+        <w:t xml:space="preserve"> </w:t>
+      </w:r>
+      <w:r>
+        <w:rPr>
+          <mc:AlternateContent>
+            <mc:Choice Requires="w16se">
+              <w:rFonts w:hint="eastAsia"/>
+            </mc:Choice>
+            <mc:Fallback>
+              <w:rFonts w:ascii="Segoe UI Emoji" w:eastAsia="Segoe UI Emoji" w:hAnsi="Segoe UI Emoji" w:cs="Segoe UI Emoji"/>
+            </mc:Fallback>
+          </mc:AlternateContent>
+          <w:highlight w:val="yellow"/>
+          <w:lang w:eastAsia="zh-CN"/>
+        </w:rPr>
+        <mc:AlternateContent>
+          <mc:Choice Requires="w16se">
+            <w16se:symEx w16se:font="Segoe UI Emoji" w16se:char="1F446"/>
+          </mc:Choice>
+          <mc:Fallback>
+            <w:t>👆</w:t>
+          </mc:Fallback>
+        </mc:AlternateContent>
+      </w:r>
     </w:p>
     <w:p>
       <w:pPr>
         <w:spacing w:line="360" w:lineRule="auto"/>
         <w:rPr>
           <w:rFonts w:hint="eastAsia"/>
+          <w:lang w:eastAsia="zh-CN"/>
         </w:rPr>
       </w:pPr>
     </w:p>
@@ -521,6 +652,7 @@
         </w:rPr>
       </w:pPr>
       <w:r>
+        <w:lastRenderedPageBreak/>
         <w:t>3,</w:t>
       </w:r>
       <w:r>
@@ -543,7 +675,7 @@
                     <pic:cNvPicPr/>
                   </pic:nvPicPr>
                   <pic:blipFill>
-                    <a:blip r:embed="rId11"/>
+                    <a:blip r:embed="rId12"/>
                     <a:stretch>
                       <a:fillRect/>
                     </a:stretch>
@@ -593,12 +725,9 @@
       <w:pPr>
         <w:spacing w:line="360" w:lineRule="auto"/>
       </w:pPr>
-      <w:proofErr w:type="spellStart"/>
       <w:r>
-        <w:lastRenderedPageBreak/>
         <w:t>答案:B</w:t>
       </w:r>
-      <w:proofErr w:type="spellEnd"/>
     </w:p>
     <w:p>
       <w:pPr>
@@ -638,7 +767,7 @@
                     <pic:cNvPicPr/>
                   </pic:nvPicPr>
                   <pic:blipFill>
-                    <a:blip r:embed="rId12"/>
+                    <a:blip r:embed="rId13"/>
                     <a:stretch>
                       <a:fillRect/>
                     </a:stretch>
@@ -681,7 +810,7 @@
                     <pic:cNvPicPr/>
                   </pic:nvPicPr>
                   <pic:blipFill>
-                    <a:blip r:embed="rId13"/>
+                    <a:blip r:embed="rId14"/>
                     <a:stretch>
                       <a:fillRect/>
                     </a:stretch>
@@ -792,7 +921,7 @@
                     <pic:cNvPicPr/>
                   </pic:nvPicPr>
                   <pic:blipFill>
-                    <a:blip r:embed="rId14"/>
+                    <a:blip r:embed="rId15"/>
                     <a:stretch>
                       <a:fillRect/>
                     </a:stretch>
@@ -826,11 +955,9 @@
           <w:rFonts w:hint="eastAsia"/>
         </w:rPr>
       </w:pPr>
-      <w:proofErr w:type="spellStart"/>
       <w:r>
         <w:t>A,正确</w:t>
       </w:r>
-      <w:proofErr w:type="spellEnd"/>
     </w:p>
     <w:p>
       <w:pPr>
@@ -846,12 +973,114 @@
     <w:p>
       <w:pPr>
         <w:spacing w:line="360" w:lineRule="auto"/>
+      </w:pPr>
+      <w:r>
+        <w:t>答案:B</w:t>
+      </w:r>
+    </w:p>
+    <w:p>
+      <w:pPr>
+        <w:spacing w:line="360" w:lineRule="auto"/>
         <w:rPr>
-          <w:rFonts w:hint="eastAsia"/>
+          <w:lang w:eastAsia="zh-CN"/>
+        </w:rPr>
+      </w:pPr>
+    </w:p>
+    <w:p>
+      <w:pPr>
+        <w:spacing w:line="360" w:lineRule="auto"/>
+        <w:rPr>
+          <w:lang w:eastAsia="zh-CN"/>
         </w:rPr>
       </w:pPr>
       <w:r>
-        <w:t>答案:B</w:t>
+        <w:rPr>
+          <w:noProof/>
+        </w:rPr>
+        <w:drawing>
+          <wp:inline distT="0" distB="0" distL="0" distR="0" wp14:anchorId="2CA9DCBC" wp14:editId="1C5CC8FE">
+            <wp:extent cx="5486400" cy="1450340"/>
+            <wp:effectExtent l="0" t="0" r="0" b="0"/>
+            <wp:docPr id="519118765" name="图片 1"/>
+            <wp:cNvGraphicFramePr>
+              <a:graphicFrameLocks xmlns:a="http://schemas.openxmlformats.org/drawingml/2006/main" noChangeAspect="1"/>
+            </wp:cNvGraphicFramePr>
+            <a:graphic xmlns:a="http://schemas.openxmlformats.org/drawingml/2006/main">
+              <a:graphicData uri="http://schemas.openxmlformats.org/drawingml/2006/picture">
+                <pic:pic xmlns:pic="http://schemas.openxmlformats.org/drawingml/2006/picture">
+                  <pic:nvPicPr>
+                    <pic:cNvPr id="519118765" name=""/>
+                    <pic:cNvPicPr/>
+                  </pic:nvPicPr>
+                  <pic:blipFill>
+                    <a:blip r:embed="rId16"/>
+                    <a:stretch>
+                      <a:fillRect/>
+                    </a:stretch>
+                  </pic:blipFill>
+                  <pic:spPr>
+                    <a:xfrm>
+                      <a:off x="0" y="0"/>
+                      <a:ext cx="5486400" cy="1450340"/>
+                    </a:xfrm>
+                    <a:prstGeom prst="rect">
+                      <a:avLst/>
+                    </a:prstGeom>
+                  </pic:spPr>
+                </pic:pic>
+              </a:graphicData>
+            </a:graphic>
+          </wp:inline>
+        </w:drawing>
+      </w:r>
+    </w:p>
+    <w:p>
+      <w:pPr>
+        <w:spacing w:line="360" w:lineRule="auto"/>
+        <w:rPr>
+          <w:rFonts w:hint="eastAsia"/>
+          <w:lang w:eastAsia="zh-CN"/>
+        </w:rPr>
+      </w:pPr>
+      <w:r>
+        <w:rPr>
+          <w:lang w:eastAsia="zh-CN"/>
+        </w:rPr>
+        <w:drawing>
+          <wp:inline distT="0" distB="0" distL="0" distR="0" wp14:anchorId="070D9ECF" wp14:editId="0B1C641E">
+            <wp:extent cx="2310235" cy="1027339"/>
+            <wp:effectExtent l="0" t="0" r="0" b="1905"/>
+            <wp:docPr id="1153036901" name="图片 1"/>
+            <wp:cNvGraphicFramePr>
+              <a:graphicFrameLocks xmlns:a="http://schemas.openxmlformats.org/drawingml/2006/main" noChangeAspect="1"/>
+            </wp:cNvGraphicFramePr>
+            <a:graphic xmlns:a="http://schemas.openxmlformats.org/drawingml/2006/main">
+              <a:graphicData uri="http://schemas.openxmlformats.org/drawingml/2006/picture">
+                <pic:pic xmlns:pic="http://schemas.openxmlformats.org/drawingml/2006/picture">
+                  <pic:nvPicPr>
+                    <pic:cNvPr id="1153036901" name=""/>
+                    <pic:cNvPicPr/>
+                  </pic:nvPicPr>
+                  <pic:blipFill>
+                    <a:blip r:embed="rId17"/>
+                    <a:stretch>
+                      <a:fillRect/>
+                    </a:stretch>
+                  </pic:blipFill>
+                  <pic:spPr>
+                    <a:xfrm>
+                      <a:off x="0" y="0"/>
+                      <a:ext cx="2319746" cy="1031568"/>
+                    </a:xfrm>
+                    <a:prstGeom prst="rect">
+                      <a:avLst/>
+                    </a:prstGeom>
+                  </pic:spPr>
+                </pic:pic>
+              </a:graphicData>
+            </a:graphic>
+          </wp:inline>
+        </w:drawing>
       </w:r>
     </w:p>
     <w:sectPr>

--- a/离散数学/集合论与图论/集合论与图论（上）课后习题/第8讲测验.docx
+++ b/离散数学/集合论与图论/集合论与图论（上）课后习题/第8讲测验.docx
@@ -265,9 +265,11 @@
       <w:pPr>
         <w:spacing w:line="360" w:lineRule="auto"/>
       </w:pPr>
+      <w:proofErr w:type="spellStart"/>
       <w:r>
         <w:t>答案:A</w:t>
       </w:r>
+      <w:proofErr w:type="spellEnd"/>
     </w:p>
     <w:p>
       <w:pPr>
@@ -521,12 +523,14 @@
       <w:pPr>
         <w:spacing w:line="360" w:lineRule="auto"/>
       </w:pPr>
+      <w:proofErr w:type="spellStart"/>
       <w:r>
         <w:rPr>
           <w:highlight w:val="yellow"/>
         </w:rPr>
         <w:t>答案:D</w:t>
       </w:r>
+      <w:proofErr w:type="spellEnd"/>
     </w:p>
     <w:p>
       <w:pPr>
@@ -725,9 +729,11 @@
       <w:pPr>
         <w:spacing w:line="360" w:lineRule="auto"/>
       </w:pPr>
+      <w:proofErr w:type="spellStart"/>
       <w:r>
         <w:t>答案:B</w:t>
       </w:r>
+      <w:proofErr w:type="spellEnd"/>
     </w:p>
     <w:p>
       <w:pPr>
@@ -892,11 +898,13 @@
         <w:spacing w:line="360" w:lineRule="auto"/>
         <w:rPr>
           <w:rFonts w:hint="eastAsia"/>
+          <w:highlight w:val="yellow"/>
           <w:lang w:eastAsia="zh-CN"/>
         </w:rPr>
       </w:pPr>
       <w:r>
         <w:rPr>
+          <w:highlight w:val="yellow"/>
           <w:lang w:eastAsia="zh-CN"/>
         </w:rPr>
         <w:t>5,设R、S都为X上的二元关系，则</w:t>
@@ -904,6 +912,7 @@
       <w:r>
         <w:rPr>
           <w:noProof/>
+          <w:highlight w:val="yellow"/>
         </w:rPr>
         <w:drawing>
           <wp:inline distT="0" distB="0" distL="0" distR="0" wp14:anchorId="4609563F" wp14:editId="6F3E7F6F">
@@ -943,6 +952,7 @@
       </w:r>
       <w:r>
         <w:rPr>
+          <w:highlight w:val="yellow"/>
           <w:lang w:eastAsia="zh-CN"/>
         </w:rPr>
         <w:t>。</w:t>
@@ -953,10 +963,142 @@
         <w:spacing w:line="360" w:lineRule="auto"/>
         <w:rPr>
           <w:rFonts w:hint="eastAsia"/>
+          <w:highlight w:val="yellow"/>
+        </w:rPr>
+      </w:pPr>
+      <w:proofErr w:type="spellStart"/>
+      <w:r>
+        <w:rPr>
+          <w:highlight w:val="yellow"/>
+        </w:rPr>
+        <w:t>A,正确</w:t>
+      </w:r>
+      <w:proofErr w:type="spellEnd"/>
+    </w:p>
+    <w:p>
+      <w:pPr>
+        <w:spacing w:line="360" w:lineRule="auto"/>
+        <w:rPr>
+          <w:rFonts w:hint="eastAsia"/>
+          <w:highlight w:val="yellow"/>
         </w:rPr>
       </w:pPr>
       <w:r>
-        <w:t>A,正确</w:t>
+        <w:rPr>
+          <w:highlight w:val="yellow"/>
+        </w:rPr>
+        <w:t>B,错误</w:t>
+      </w:r>
+    </w:p>
+    <w:p>
+      <w:pPr>
+        <w:spacing w:line="360" w:lineRule="auto"/>
+      </w:pPr>
+      <w:proofErr w:type="spellStart"/>
+      <w:r>
+        <w:rPr>
+          <w:highlight w:val="yellow"/>
+        </w:rPr>
+        <w:t>答案:B</w:t>
+      </w:r>
+      <w:proofErr w:type="spellEnd"/>
+    </w:p>
+    <w:p>
+      <w:pPr>
+        <w:spacing w:line="360" w:lineRule="auto"/>
+        <w:rPr>
+          <w:highlight w:val="yellow"/>
+          <w:lang w:eastAsia="zh-CN"/>
+        </w:rPr>
+      </w:pPr>
+      <w:r>
+        <w:rPr>
+          <w:highlight w:val="yellow"/>
+          <w:lang w:eastAsia="zh-CN"/>
+        </w:rPr>
+        <w:drawing>
+          <wp:inline distT="0" distB="0" distL="0" distR="0" wp14:anchorId="31735CCD" wp14:editId="5D78FD9D">
+            <wp:extent cx="1524777" cy="2417614"/>
+            <wp:effectExtent l="0" t="0" r="0" b="1905"/>
+            <wp:docPr id="805419767" name="图片 1"/>
+            <wp:cNvGraphicFramePr>
+              <a:graphicFrameLocks xmlns:a="http://schemas.openxmlformats.org/drawingml/2006/main" noChangeAspect="1"/>
+            </wp:cNvGraphicFramePr>
+            <a:graphic xmlns:a="http://schemas.openxmlformats.org/drawingml/2006/main">
+              <a:graphicData uri="http://schemas.openxmlformats.org/drawingml/2006/picture">
+                <pic:pic xmlns:pic="http://schemas.openxmlformats.org/drawingml/2006/picture">
+                  <pic:nvPicPr>
+                    <pic:cNvPr id="805419767" name=""/>
+                    <pic:cNvPicPr/>
+                  </pic:nvPicPr>
+                  <pic:blipFill>
+                    <a:blip r:embed="rId16"/>
+                    <a:stretch>
+                      <a:fillRect/>
+                    </a:stretch>
+                  </pic:blipFill>
+                  <pic:spPr>
+                    <a:xfrm>
+                      <a:off x="0" y="0"/>
+                      <a:ext cx="1533985" cy="2432214"/>
+                    </a:xfrm>
+                    <a:prstGeom prst="rect">
+                      <a:avLst/>
+                    </a:prstGeom>
+                  </pic:spPr>
+                </pic:pic>
+              </a:graphicData>
+            </a:graphic>
+          </wp:inline>
+        </w:drawing>
+      </w:r>
+    </w:p>
+    <w:p>
+      <w:pPr>
+        <w:spacing w:line="360" w:lineRule="auto"/>
+        <w:rPr>
+          <w:lang w:eastAsia="zh-CN"/>
+        </w:rPr>
+      </w:pPr>
+      <w:r>
+        <w:rPr>
+          <w:rFonts w:hint="eastAsia"/>
+          <w:highlight w:val="yellow"/>
+          <w:lang w:eastAsia="zh-CN"/>
+        </w:rPr>
+        <w:t>R或S中只有</w:t>
+      </w:r>
+      <w:r>
+        <w:rPr>
+          <w:rFonts w:hint="eastAsia"/>
+          <w:highlight w:val="yellow"/>
+          <w:lang w:eastAsia="zh-CN"/>
+        </w:rPr>
+        <w:t>一步</w:t>
+      </w:r>
+      <w:r>
+        <w:rPr>
+          <w:rFonts w:hint="eastAsia"/>
+          <w:highlight w:val="yellow"/>
+          <w:lang w:eastAsia="zh-CN"/>
+        </w:rPr>
+        <w:t>(比如</w:t>
+      </w:r>
+      <w:r>
+        <w:rPr>
+          <w:rFonts w:hint="eastAsia"/>
+          <w:highlight w:val="yellow"/>
+          <w:lang w:eastAsia="zh-CN"/>
+        </w:rPr>
+        <w:t>一个元素</w:t>
+      </w:r>
+      <w:r>
+        <w:rPr>
+          <w:rFonts w:hint="eastAsia"/>
+          <w:highlight w:val="yellow"/>
+          <w:lang w:eastAsia="zh-CN"/>
+        </w:rPr>
+        <w:t>)的情况也要考虑</w:t>
       </w:r>
     </w:p>
     <w:p>
@@ -964,24 +1106,6 @@
         <w:spacing w:line="360" w:lineRule="auto"/>
         <w:rPr>
           <w:rFonts w:hint="eastAsia"/>
-        </w:rPr>
-      </w:pPr>
-      <w:r>
-        <w:t>B,错误</w:t>
-      </w:r>
-    </w:p>
-    <w:p>
-      <w:pPr>
-        <w:spacing w:line="360" w:lineRule="auto"/>
-      </w:pPr>
-      <w:r>
-        <w:t>答案:B</w:t>
-      </w:r>
-    </w:p>
-    <w:p>
-      <w:pPr>
-        <w:spacing w:line="360" w:lineRule="auto"/>
-        <w:rPr>
           <w:lang w:eastAsia="zh-CN"/>
         </w:rPr>
       </w:pPr>
@@ -1013,7 +1137,7 @@
                     <pic:cNvPicPr/>
                   </pic:nvPicPr>
                   <pic:blipFill>
-                    <a:blip r:embed="rId16"/>
+                    <a:blip r:embed="rId17"/>
                     <a:stretch>
                       <a:fillRect/>
                     </a:stretch>
@@ -1062,7 +1186,7 @@
                     <pic:cNvPicPr/>
                   </pic:nvPicPr>
                   <pic:blipFill>
-                    <a:blip r:embed="rId17"/>
+                    <a:blip r:embed="rId18"/>
                     <a:stretch>
                       <a:fillRect/>
                     </a:stretch>

--- a/离散数学/集合论与图论/集合论与图论（上）课后习题/第8讲测验.docx
+++ b/离散数学/集合论与图论/集合论与图论（上）课后习题/第8讲测验.docx
@@ -51,7 +51,7 @@
                     <pic:cNvPicPr/>
                   </pic:nvPicPr>
                   <pic:blipFill>
-                    <a:blip r:embed="rId6"/>
+                    <a:blip r:embed="rId8"/>
                     <a:stretch>
                       <a:fillRect/>
                     </a:stretch>
@@ -112,7 +112,7 @@
                     <pic:cNvPicPr/>
                   </pic:nvPicPr>
                   <pic:blipFill>
-                    <a:blip r:embed="rId6"/>
+                    <a:blip r:embed="rId8"/>
                     <a:stretch>
                       <a:fillRect/>
                     </a:stretch>
@@ -173,7 +173,7 @@
                     <pic:cNvPicPr/>
                   </pic:nvPicPr>
                   <pic:blipFill>
-                    <a:blip r:embed="rId6"/>
+                    <a:blip r:embed="rId8"/>
                     <a:stretch>
                       <a:fillRect/>
                     </a:stretch>
@@ -234,7 +234,7 @@
                     <pic:cNvPicPr/>
                   </pic:nvPicPr>
                   <pic:blipFill>
-                    <a:blip r:embed="rId6"/>
+                    <a:blip r:embed="rId8"/>
                     <a:stretch>
                       <a:fillRect/>
                     </a:stretch>
@@ -264,12 +264,13 @@
     <w:p>
       <w:pPr>
         <w:spacing w:line="360" w:lineRule="auto"/>
+        <w:rPr>
+          <w:rFonts w:hint="eastAsia"/>
+        </w:rPr>
       </w:pPr>
-      <w:proofErr w:type="spellStart"/>
       <w:r>
         <w:t>答案:A</w:t>
       </w:r>
-      <w:proofErr w:type="spellEnd"/>
     </w:p>
     <w:p>
       <w:pPr>
@@ -329,7 +330,7 @@
                     <pic:cNvPicPr/>
                   </pic:nvPicPr>
                   <pic:blipFill>
-                    <a:blip r:embed="rId7"/>
+                    <a:blip r:embed="rId9"/>
                     <a:stretch>
                       <a:fillRect/>
                     </a:stretch>
@@ -385,7 +386,7 @@
                     <pic:cNvPicPr/>
                   </pic:nvPicPr>
                   <pic:blipFill>
-                    <a:blip r:embed="rId8"/>
+                    <a:blip r:embed="rId10"/>
                     <a:stretch>
                       <a:fillRect/>
                     </a:stretch>
@@ -441,7 +442,7 @@
                     <pic:cNvPicPr/>
                   </pic:nvPicPr>
                   <pic:blipFill>
-                    <a:blip r:embed="rId9"/>
+                    <a:blip r:embed="rId11"/>
                     <a:stretch>
                       <a:fillRect/>
                     </a:stretch>
@@ -498,7 +499,7 @@
                     <pic:cNvPicPr/>
                   </pic:nvPicPr>
                   <pic:blipFill>
-                    <a:blip r:embed="rId10"/>
+                    <a:blip r:embed="rId12"/>
                     <a:stretch>
                       <a:fillRect/>
                     </a:stretch>
@@ -522,24 +523,29 @@
     <w:p>
       <w:pPr>
         <w:spacing w:line="360" w:lineRule="auto"/>
+        <w:rPr>
+          <w:rFonts w:hint="eastAsia"/>
+        </w:rPr>
       </w:pPr>
-      <w:proofErr w:type="spellStart"/>
       <w:r>
         <w:rPr>
           <w:highlight w:val="yellow"/>
         </w:rPr>
         <w:t>答案:D</w:t>
       </w:r>
-      <w:proofErr w:type="spellEnd"/>
     </w:p>
     <w:p>
       <w:pPr>
         <w:spacing w:line="360" w:lineRule="auto"/>
         <w:rPr>
+          <w:rFonts w:hint="eastAsia"/>
           <w:lang w:eastAsia="zh-CN"/>
         </w:rPr>
       </w:pPr>
       <w:r>
+        <w:rPr>
+          <w:noProof/>
+        </w:rPr>
         <w:drawing>
           <wp:inline distT="0" distB="0" distL="0" distR="0" wp14:anchorId="18A51A7F" wp14:editId="10F631E3">
             <wp:extent cx="4001058" cy="428685"/>
@@ -556,7 +562,7 @@
                     <pic:cNvPicPr/>
                   </pic:nvPicPr>
                   <pic:blipFill>
-                    <a:blip r:embed="rId11"/>
+                    <a:blip r:embed="rId13"/>
                     <a:stretch>
                       <a:fillRect/>
                     </a:stretch>
@@ -581,6 +587,7 @@
       <w:pPr>
         <w:spacing w:line="360" w:lineRule="auto"/>
         <w:rPr>
+          <w:rFonts w:hint="eastAsia"/>
           <w:lang w:eastAsia="zh-CN"/>
         </w:rPr>
       </w:pPr>
@@ -679,7 +686,7 @@
                     <pic:cNvPicPr/>
                   </pic:nvPicPr>
                   <pic:blipFill>
-                    <a:blip r:embed="rId12"/>
+                    <a:blip r:embed="rId14"/>
                     <a:stretch>
                       <a:fillRect/>
                     </a:stretch>
@@ -728,12 +735,13 @@
     <w:p>
       <w:pPr>
         <w:spacing w:line="360" w:lineRule="auto"/>
+        <w:rPr>
+          <w:rFonts w:hint="eastAsia"/>
+        </w:rPr>
       </w:pPr>
-      <w:proofErr w:type="spellStart"/>
       <w:r>
         <w:t>答案:B</w:t>
       </w:r>
-      <w:proofErr w:type="spellEnd"/>
     </w:p>
     <w:p>
       <w:pPr>
@@ -773,7 +781,7 @@
                     <pic:cNvPicPr/>
                   </pic:nvPicPr>
                   <pic:blipFill>
-                    <a:blip r:embed="rId13"/>
+                    <a:blip r:embed="rId15"/>
                     <a:stretch>
                       <a:fillRect/>
                     </a:stretch>
@@ -816,7 +824,7 @@
                     <pic:cNvPicPr/>
                   </pic:nvPicPr>
                   <pic:blipFill>
-                    <a:blip r:embed="rId14"/>
+                    <a:blip r:embed="rId16"/>
                     <a:stretch>
                       <a:fillRect/>
                     </a:stretch>
@@ -874,6 +882,7 @@
       <w:pPr>
         <w:spacing w:line="360" w:lineRule="auto"/>
         <w:rPr>
+          <w:rFonts w:hint="eastAsia"/>
           <w:lang w:eastAsia="zh-CN"/>
         </w:rPr>
       </w:pPr>
@@ -930,7 +939,7 @@
                     <pic:cNvPicPr/>
                   </pic:nvPicPr>
                   <pic:blipFill>
-                    <a:blip r:embed="rId15"/>
+                    <a:blip r:embed="rId17"/>
                     <a:stretch>
                       <a:fillRect/>
                     </a:stretch>
@@ -966,14 +975,12 @@
           <w:highlight w:val="yellow"/>
         </w:rPr>
       </w:pPr>
-      <w:proofErr w:type="spellStart"/>
       <w:r>
         <w:rPr>
           <w:highlight w:val="yellow"/>
         </w:rPr>
         <w:t>A,正确</w:t>
       </w:r>
-      <w:proofErr w:type="spellEnd"/>
     </w:p>
     <w:p>
       <w:pPr>
@@ -993,29 +1000,33 @@
     <w:p>
       <w:pPr>
         <w:spacing w:line="360" w:lineRule="auto"/>
+        <w:rPr>
+          <w:rFonts w:hint="eastAsia"/>
+        </w:rPr>
       </w:pPr>
-      <w:proofErr w:type="spellStart"/>
       <w:r>
         <w:rPr>
           <w:highlight w:val="yellow"/>
         </w:rPr>
         <w:t>答案:B</w:t>
       </w:r>
-      <w:proofErr w:type="spellEnd"/>
     </w:p>
     <w:p>
       <w:pPr>
         <w:spacing w:line="360" w:lineRule="auto"/>
         <w:rPr>
+          <w:rFonts w:hint="eastAsia"/>
           <w:highlight w:val="yellow"/>
           <w:lang w:eastAsia="zh-CN"/>
         </w:rPr>
       </w:pPr>
       <w:r>
         <w:rPr>
+          <w:noProof/>
           <w:highlight w:val="yellow"/>
           <w:lang w:eastAsia="zh-CN"/>
         </w:rPr>
+        <w:lastRenderedPageBreak/>
         <w:drawing>
           <wp:inline distT="0" distB="0" distL="0" distR="0" wp14:anchorId="31735CCD" wp14:editId="5D78FD9D">
             <wp:extent cx="1524777" cy="2417614"/>
@@ -1032,7 +1043,7 @@
                     <pic:cNvPicPr/>
                   </pic:nvPicPr>
                   <pic:blipFill>
-                    <a:blip r:embed="rId16"/>
+                    <a:blip r:embed="rId18"/>
                     <a:stretch>
                       <a:fillRect/>
                     </a:stretch>
@@ -1057,6 +1068,7 @@
       <w:pPr>
         <w:spacing w:line="360" w:lineRule="auto"/>
         <w:rPr>
+          <w:rFonts w:hint="eastAsia"/>
           <w:lang w:eastAsia="zh-CN"/>
         </w:rPr>
       </w:pPr>
@@ -1066,39 +1078,7 @@
           <w:highlight w:val="yellow"/>
           <w:lang w:eastAsia="zh-CN"/>
         </w:rPr>
-        <w:t>R或S中只有</w:t>
-      </w:r>
-      <w:r>
-        <w:rPr>
-          <w:rFonts w:hint="eastAsia"/>
-          <w:highlight w:val="yellow"/>
-          <w:lang w:eastAsia="zh-CN"/>
-        </w:rPr>
-        <w:t>一步</w:t>
-      </w:r>
-      <w:r>
-        <w:rPr>
-          <w:rFonts w:hint="eastAsia"/>
-          <w:highlight w:val="yellow"/>
-          <w:lang w:eastAsia="zh-CN"/>
-        </w:rPr>
-        <w:t>(比如</w:t>
-      </w:r>
-      <w:r>
-        <w:rPr>
-          <w:rFonts w:hint="eastAsia"/>
-          <w:highlight w:val="yellow"/>
-          <w:lang w:eastAsia="zh-CN"/>
-        </w:rPr>
-        <w:t>一个元素</w:t>
-      </w:r>
-      <w:r>
-        <w:rPr>
-          <w:rFonts w:hint="eastAsia"/>
-          <w:highlight w:val="yellow"/>
-          <w:lang w:eastAsia="zh-CN"/>
-        </w:rPr>
-        <w:t>)的情况也要考虑</w:t>
+        <w:t>R或S中只有一步(比如一个元素)的情况也要考虑</w:t>
       </w:r>
     </w:p>
     <w:p>
@@ -1114,6 +1094,7 @@
       <w:pPr>
         <w:spacing w:line="360" w:lineRule="auto"/>
         <w:rPr>
+          <w:rFonts w:hint="eastAsia"/>
           <w:lang w:eastAsia="zh-CN"/>
         </w:rPr>
       </w:pPr>
@@ -1137,7 +1118,7 @@
                     <pic:cNvPicPr/>
                   </pic:nvPicPr>
                   <pic:blipFill>
-                    <a:blip r:embed="rId17"/>
+                    <a:blip r:embed="rId19"/>
                     <a:stretch>
                       <a:fillRect/>
                     </a:stretch>
@@ -1162,12 +1143,12 @@
       <w:pPr>
         <w:spacing w:line="360" w:lineRule="auto"/>
         <w:rPr>
-          <w:rFonts w:hint="eastAsia"/>
           <w:lang w:eastAsia="zh-CN"/>
         </w:rPr>
       </w:pPr>
       <w:r>
         <w:rPr>
+          <w:noProof/>
           <w:lang w:eastAsia="zh-CN"/>
         </w:rPr>
         <w:drawing>
@@ -1186,7 +1167,7 @@
                     <pic:cNvPicPr/>
                   </pic:nvPicPr>
                   <pic:blipFill>
-                    <a:blip r:embed="rId18"/>
+                    <a:blip r:embed="rId20"/>
                     <a:stretch>
                       <a:fillRect/>
                     </a:stretch>
@@ -1207,6 +1188,104 @@
         </w:drawing>
       </w:r>
     </w:p>
+    <w:p>
+      <w:pPr>
+        <w:spacing w:line="360" w:lineRule="auto"/>
+        <w:rPr>
+          <w:lang w:eastAsia="zh-CN"/>
+        </w:rPr>
+      </w:pPr>
+    </w:p>
+    <w:p>
+      <w:pPr>
+        <w:spacing w:line="360" w:lineRule="auto"/>
+        <w:rPr>
+          <w:rFonts w:hint="eastAsia"/>
+          <w:lang w:eastAsia="zh-CN"/>
+        </w:rPr>
+      </w:pPr>
+      <w:r>
+        <w:rPr>
+          <w:noProof/>
+        </w:rPr>
+        <w:lastRenderedPageBreak/>
+        <w:drawing>
+          <wp:inline distT="0" distB="0" distL="0" distR="0" wp14:anchorId="03FD08A7" wp14:editId="454EF86B">
+            <wp:extent cx="5486400" cy="1685290"/>
+            <wp:effectExtent l="0" t="0" r="0" b="0"/>
+            <wp:docPr id="1951769296" name="图片 1"/>
+            <wp:cNvGraphicFramePr>
+              <a:graphicFrameLocks xmlns:a="http://schemas.openxmlformats.org/drawingml/2006/main" noChangeAspect="1"/>
+            </wp:cNvGraphicFramePr>
+            <a:graphic xmlns:a="http://schemas.openxmlformats.org/drawingml/2006/main">
+              <a:graphicData uri="http://schemas.openxmlformats.org/drawingml/2006/picture">
+                <pic:pic xmlns:pic="http://schemas.openxmlformats.org/drawingml/2006/picture">
+                  <pic:nvPicPr>
+                    <pic:cNvPr id="1951769296" name=""/>
+                    <pic:cNvPicPr/>
+                  </pic:nvPicPr>
+                  <pic:blipFill>
+                    <a:blip r:embed="rId21"/>
+                    <a:stretch>
+                      <a:fillRect/>
+                    </a:stretch>
+                  </pic:blipFill>
+                  <pic:spPr>
+                    <a:xfrm>
+                      <a:off x="0" y="0"/>
+                      <a:ext cx="5486400" cy="1685290"/>
+                    </a:xfrm>
+                    <a:prstGeom prst="rect">
+                      <a:avLst/>
+                    </a:prstGeom>
+                  </pic:spPr>
+                </pic:pic>
+              </a:graphicData>
+            </a:graphic>
+          </wp:inline>
+        </w:drawing>
+      </w:r>
+      <w:r>
+        <w:rPr>
+          <w:noProof/>
+        </w:rPr>
+        <w:drawing>
+          <wp:inline distT="0" distB="0" distL="0" distR="0" wp14:anchorId="7F50DF08" wp14:editId="4E59FE03">
+            <wp:extent cx="5486400" cy="5747385"/>
+            <wp:effectExtent l="0" t="0" r="0" b="5715"/>
+            <wp:docPr id="1106165743" name="图片 1"/>
+            <wp:cNvGraphicFramePr>
+              <a:graphicFrameLocks xmlns:a="http://schemas.openxmlformats.org/drawingml/2006/main" noChangeAspect="1"/>
+            </wp:cNvGraphicFramePr>
+            <a:graphic xmlns:a="http://schemas.openxmlformats.org/drawingml/2006/main">
+              <a:graphicData uri="http://schemas.openxmlformats.org/drawingml/2006/picture">
+                <pic:pic xmlns:pic="http://schemas.openxmlformats.org/drawingml/2006/picture">
+                  <pic:nvPicPr>
+                    <pic:cNvPr id="1106165743" name=""/>
+                    <pic:cNvPicPr/>
+                  </pic:nvPicPr>
+                  <pic:blipFill>
+                    <a:blip r:embed="rId22"/>
+                    <a:stretch>
+                      <a:fillRect/>
+                    </a:stretch>
+                  </pic:blipFill>
+                  <pic:spPr>
+                    <a:xfrm>
+                      <a:off x="0" y="0"/>
+                      <a:ext cx="5486400" cy="5747385"/>
+                    </a:xfrm>
+                    <a:prstGeom prst="rect">
+                      <a:avLst/>
+                    </a:prstGeom>
+                  </pic:spPr>
+                </pic:pic>
+              </a:graphicData>
+            </a:graphic>
+          </wp:inline>
+        </w:drawing>
+      </w:r>
+    </w:p>
     <w:sectPr>
       <w:pgSz w:w="12240" w:h="15840"/>
       <w:pgMar w:top="1440" w:right="1800" w:bottom="1440" w:left="1800" w:header="720" w:footer="720" w:gutter="0"/>
@@ -1215,6 +1294,68 @@
     </w:sectPr>
   </w:body>
 </w:document>
+</file>
+
+<file path=word/endnotes.xml><?xml version="1.0" encoding="utf-8"?>
+<w:endnotes xmlns:wpc="http://schemas.microsoft.com/office/word/2010/wordprocessingCanvas" xmlns:cx="http://schemas.microsoft.com/office/drawing/2014/chartex" xmlns:cx1="http://schemas.microsoft.com/office/drawing/2015/9/8/chartex" xmlns:cx2="http://schemas.microsoft.com/office/drawing/2015/10/21/chartex" xmlns:cx3="http://schemas.microsoft.com/office/drawing/2016/5/9/chartex" xmlns:cx4="http://schemas.microsoft.com/office/drawing/2016/5/10/chartex" xmlns:cx5="http://schemas.microsoft.com/office/drawing/2016/5/11/chartex" xmlns:cx6="http://schemas.microsoft.com/office/drawing/2016/5/12/chartex" xmlns:cx7="http://schemas.microsoft.com/office/drawing/2016/5/13/chartex" xmlns:cx8="http://schemas.microsoft.com/office/drawing/2016/5/14/chartex" xmlns:mc="http://schemas.openxmlformats.org/markup-compatibility/2006" xmlns:aink="http://schemas.microsoft.com/office/drawing/2016/ink" xmlns:am3d="http://schemas.microsoft.com/office/drawing/2017/model3d" xmlns:o="urn:schemas-microsoft-com:office:office" xmlns:oel="http://schemas.microsoft.com/office/2019/extlst" xmlns:r="http://schemas.openxmlformats.org/officeDocument/2006/relationships" xmlns:m="http://schemas.openxmlformats.org/officeDocument/2006/math" xmlns:v="urn:schemas-microsoft-com:vml" xmlns:wp14="http://schemas.microsoft.com/office/word/2010/wordprocessingDrawing" xmlns:wp="http://schemas.openxmlformats.org/drawingml/2006/wordprocessingDrawing" xmlns:w10="urn:schemas-microsoft-com:office:word" xmlns:w="http://schemas.openxmlformats.org/wordprocessingml/2006/main" xmlns:w14="http://schemas.microsoft.com/office/word/2010/wordml" xmlns:w15="http://schemas.microsoft.com/office/word/2012/wordml" xmlns:w16cex="http://schemas.microsoft.com/office/word/2018/wordml/cex" xmlns:w16cid="http://schemas.microsoft.com/office/word/2016/wordml/cid" xmlns:w16="http://schemas.microsoft.com/office/word/2018/wordml" xmlns:w16du="http://schemas.microsoft.com/office/word/2023/wordml/word16du" xmlns:w16sdtdh="http://schemas.microsoft.com/office/word/2020/wordml/sdtdatahash" xmlns:w16sdtfl="http://schemas.microsoft.com/office/word/2024/wordml/sdtformatlock" xmlns:w16se="http://schemas.microsoft.com/office/word/2015/wordml/symex" xmlns:wpg="http://schemas.microsoft.com/office/word/2010/wordprocessingGroup" xmlns:wpi="http://schemas.microsoft.com/office/word/2010/wordprocessingInk" xmlns:wne="http://schemas.microsoft.com/office/word/2006/wordml" xmlns:wps="http://schemas.microsoft.com/office/word/2010/wordprocessingShape" mc:Ignorable="w14 w15 w16se w16cid w16 w16cex w16sdtdh w16sdtfl w16du wp14">
+  <w:endnote w:type="separator" w:id="-1">
+    <w:p>
+      <w:pPr>
+        <w:spacing w:after="0" w:line="240" w:lineRule="auto"/>
+        <w:rPr>
+          <w:rFonts w:hint="eastAsia"/>
+        </w:rPr>
+      </w:pPr>
+      <w:r>
+        <w:separator/>
+      </w:r>
+    </w:p>
+  </w:endnote>
+  <w:endnote w:type="continuationSeparator" w:id="0">
+    <w:p>
+      <w:pPr>
+        <w:spacing w:after="0" w:line="240" w:lineRule="auto"/>
+        <w:rPr>
+          <w:rFonts w:hint="eastAsia"/>
+        </w:rPr>
+      </w:pPr>
+      <w:r>
+        <w:continuationSeparator/>
+      </w:r>
+    </w:p>
+  </w:endnote>
+</w:endnotes>
+</file>
+
+<file path=word/footnotes.xml><?xml version="1.0" encoding="utf-8"?>
+<w:footnotes xmlns:wpc="http://schemas.microsoft.com/office/word/2010/wordprocessingCanvas" xmlns:cx="http://schemas.microsoft.com/office/drawing/2014/chartex" xmlns:cx1="http://schemas.microsoft.com/office/drawing/2015/9/8/chartex" xmlns:cx2="http://schemas.microsoft.com/office/drawing/2015/10/21/chartex" xmlns:cx3="http://schemas.microsoft.com/office/drawing/2016/5/9/chartex" xmlns:cx4="http://schemas.microsoft.com/office/drawing/2016/5/10/chartex" xmlns:cx5="http://schemas.microsoft.com/office/drawing/2016/5/11/chartex" xmlns:cx6="http://schemas.microsoft.com/office/drawing/2016/5/12/chartex" xmlns:cx7="http://schemas.microsoft.com/office/drawing/2016/5/13/chartex" xmlns:cx8="http://schemas.microsoft.com/office/drawing/2016/5/14/chartex" xmlns:mc="http://schemas.openxmlformats.org/markup-compatibility/2006" xmlns:aink="http://schemas.microsoft.com/office/drawing/2016/ink" xmlns:am3d="http://schemas.microsoft.com/office/drawing/2017/model3d" xmlns:o="urn:schemas-microsoft-com:office:office" xmlns:oel="http://schemas.microsoft.com/office/2019/extlst" xmlns:r="http://schemas.openxmlformats.org/officeDocument/2006/relationships" xmlns:m="http://schemas.openxmlformats.org/officeDocument/2006/math" xmlns:v="urn:schemas-microsoft-com:vml" xmlns:wp14="http://schemas.microsoft.com/office/word/2010/wordprocessingDrawing" xmlns:wp="http://schemas.openxmlformats.org/drawingml/2006/wordprocessingDrawing" xmlns:w10="urn:schemas-microsoft-com:office:word" xmlns:w="http://schemas.openxmlformats.org/wordprocessingml/2006/main" xmlns:w14="http://schemas.microsoft.com/office/word/2010/wordml" xmlns:w15="http://schemas.microsoft.com/office/word/2012/wordml" xmlns:w16cex="http://schemas.microsoft.com/office/word/2018/wordml/cex" xmlns:w16cid="http://schemas.microsoft.com/office/word/2016/wordml/cid" xmlns:w16="http://schemas.microsoft.com/office/word/2018/wordml" xmlns:w16du="http://schemas.microsoft.com/office/word/2023/wordml/word16du" xmlns:w16sdtdh="http://schemas.microsoft.com/office/word/2020/wordml/sdtdatahash" xmlns:w16sdtfl="http://schemas.microsoft.com/office/word/2024/wordml/sdtformatlock" xmlns:w16se="http://schemas.microsoft.com/office/word/2015/wordml/symex" xmlns:wpg="http://schemas.microsoft.com/office/word/2010/wordprocessingGroup" xmlns:wpi="http://schemas.microsoft.com/office/word/2010/wordprocessingInk" xmlns:wne="http://schemas.microsoft.com/office/word/2006/wordml" xmlns:wps="http://schemas.microsoft.com/office/word/2010/wordprocessingShape" mc:Ignorable="w14 w15 w16se w16cid w16 w16cex w16sdtdh w16sdtfl w16du wp14">
+  <w:footnote w:type="separator" w:id="-1">
+    <w:p>
+      <w:pPr>
+        <w:spacing w:after="0" w:line="240" w:lineRule="auto"/>
+        <w:rPr>
+          <w:rFonts w:hint="eastAsia"/>
+        </w:rPr>
+      </w:pPr>
+      <w:r>
+        <w:separator/>
+      </w:r>
+    </w:p>
+  </w:footnote>
+  <w:footnote w:type="continuationSeparator" w:id="0">
+    <w:p>
+      <w:pPr>
+        <w:spacing w:after="0" w:line="240" w:lineRule="auto"/>
+        <w:rPr>
+          <w:rFonts w:hint="eastAsia"/>
+        </w:rPr>
+      </w:pPr>
+      <w:r>
+        <w:continuationSeparator/>
+      </w:r>
+    </w:p>
+  </w:footnote>
+</w:footnotes>
 </file>
 
 <file path=word/numbering.xml><?xml version="1.0" encoding="utf-8"?>

--- a/离散数学/集合论与图论/集合论与图论（上）课后习题/第8讲测验.docx
+++ b/离散数学/集合论与图论/集合论与图论（上）课后习题/第8讲测验.docx
@@ -1143,6 +1143,7 @@
       <w:pPr>
         <w:spacing w:line="360" w:lineRule="auto"/>
         <w:rPr>
+          <w:rFonts w:hint="eastAsia"/>
           <w:lang w:eastAsia="zh-CN"/>
         </w:rPr>
       </w:pPr>
@@ -1192,6 +1193,7 @@
       <w:pPr>
         <w:spacing w:line="360" w:lineRule="auto"/>
         <w:rPr>
+          <w:rFonts w:hint="eastAsia"/>
           <w:lang w:eastAsia="zh-CN"/>
         </w:rPr>
       </w:pPr>
@@ -1200,7 +1202,6 @@
       <w:pPr>
         <w:spacing w:line="360" w:lineRule="auto"/>
         <w:rPr>
-          <w:rFonts w:hint="eastAsia"/>
           <w:lang w:eastAsia="zh-CN"/>
         </w:rPr>
       </w:pPr>
@@ -1274,6 +1275,103 @@
                     <a:xfrm>
                       <a:off x="0" y="0"/>
                       <a:ext cx="5486400" cy="5747385"/>
+                    </a:xfrm>
+                    <a:prstGeom prst="rect">
+                      <a:avLst/>
+                    </a:prstGeom>
+                  </pic:spPr>
+                </pic:pic>
+              </a:graphicData>
+            </a:graphic>
+          </wp:inline>
+        </w:drawing>
+      </w:r>
+      <w:r>
+        <w:rPr>
+          <w:rFonts w:hint="eastAsia"/>
+          <w:lang w:eastAsia="zh-CN"/>
+        </w:rPr>
+        <w:t>、</w:t>
+      </w:r>
+      <w:r>
+        <w:rPr>
+          <w:lang w:eastAsia="zh-CN"/>
+        </w:rPr>
+        <w:lastRenderedPageBreak/>
+        <w:drawing>
+          <wp:inline distT="0" distB="0" distL="0" distR="0" wp14:anchorId="42BE0130" wp14:editId="6DB6EAE5">
+            <wp:extent cx="3781425" cy="1660138"/>
+            <wp:effectExtent l="0" t="0" r="0" b="0"/>
+            <wp:docPr id="1743822471" name="图片 1"/>
+            <wp:cNvGraphicFramePr>
+              <a:graphicFrameLocks xmlns:a="http://schemas.openxmlformats.org/drawingml/2006/main" noChangeAspect="1"/>
+            </wp:cNvGraphicFramePr>
+            <a:graphic xmlns:a="http://schemas.openxmlformats.org/drawingml/2006/main">
+              <a:graphicData uri="http://schemas.openxmlformats.org/drawingml/2006/picture">
+                <pic:pic xmlns:pic="http://schemas.openxmlformats.org/drawingml/2006/picture">
+                  <pic:nvPicPr>
+                    <pic:cNvPr id="1743822471" name=""/>
+                    <pic:cNvPicPr/>
+                  </pic:nvPicPr>
+                  <pic:blipFill>
+                    <a:blip r:embed="rId23"/>
+                    <a:stretch>
+                      <a:fillRect/>
+                    </a:stretch>
+                  </pic:blipFill>
+                  <pic:spPr>
+                    <a:xfrm>
+                      <a:off x="0" y="0"/>
+                      <a:ext cx="3782518" cy="1660618"/>
+                    </a:xfrm>
+                    <a:prstGeom prst="rect">
+                      <a:avLst/>
+                    </a:prstGeom>
+                  </pic:spPr>
+                </pic:pic>
+              </a:graphicData>
+            </a:graphic>
+          </wp:inline>
+        </w:drawing>
+      </w:r>
+    </w:p>
+    <w:p>
+      <w:pPr>
+        <w:spacing w:line="360" w:lineRule="auto"/>
+        <w:rPr>
+          <w:rFonts w:hint="eastAsia"/>
+          <w:lang w:eastAsia="zh-CN"/>
+        </w:rPr>
+      </w:pPr>
+      <w:r>
+        <w:rPr>
+          <w:lang w:eastAsia="zh-CN"/>
+        </w:rPr>
+        <w:drawing>
+          <wp:inline distT="0" distB="0" distL="0" distR="0" wp14:anchorId="3E3B4316" wp14:editId="44E1DB31">
+            <wp:extent cx="4467225" cy="5676205"/>
+            <wp:effectExtent l="0" t="0" r="0" b="1270"/>
+            <wp:docPr id="24563060" name="图片 1"/>
+            <wp:cNvGraphicFramePr>
+              <a:graphicFrameLocks xmlns:a="http://schemas.openxmlformats.org/drawingml/2006/main" noChangeAspect="1"/>
+            </wp:cNvGraphicFramePr>
+            <a:graphic xmlns:a="http://schemas.openxmlformats.org/drawingml/2006/main">
+              <a:graphicData uri="http://schemas.openxmlformats.org/drawingml/2006/picture">
+                <pic:pic xmlns:pic="http://schemas.openxmlformats.org/drawingml/2006/picture">
+                  <pic:nvPicPr>
+                    <pic:cNvPr id="24563060" name=""/>
+                    <pic:cNvPicPr/>
+                  </pic:nvPicPr>
+                  <pic:blipFill>
+                    <a:blip r:embed="rId24"/>
+                    <a:stretch>
+                      <a:fillRect/>
+                    </a:stretch>
+                  </pic:blipFill>
+                  <pic:spPr>
+                    <a:xfrm>
+                      <a:off x="0" y="0"/>
+                      <a:ext cx="4467868" cy="5677022"/>
                     </a:xfrm>
                     <a:prstGeom prst="rect">
                       <a:avLst/>

--- a/离散数学/集合论与图论/集合论与图论（上）课后习题/第8讲测验.docx
+++ b/离散数学/集合论与图论/集合论与图论（上）课后习题/第8讲测验.docx
@@ -268,9 +268,11 @@
           <w:rFonts w:hint="eastAsia"/>
         </w:rPr>
       </w:pPr>
+      <w:proofErr w:type="spellStart"/>
       <w:r>
         <w:t>答案:A</w:t>
       </w:r>
+      <w:proofErr w:type="spellEnd"/>
     </w:p>
     <w:p>
       <w:pPr>
@@ -527,12 +529,14 @@
           <w:rFonts w:hint="eastAsia"/>
         </w:rPr>
       </w:pPr>
+      <w:proofErr w:type="spellStart"/>
       <w:r>
         <w:rPr>
           <w:highlight w:val="yellow"/>
         </w:rPr>
         <w:t>答案:D</w:t>
       </w:r>
+      <w:proofErr w:type="spellEnd"/>
     </w:p>
     <w:p>
       <w:pPr>
@@ -660,10 +664,31 @@
         <w:spacing w:line="360" w:lineRule="auto"/>
         <w:rPr>
           <w:rFonts w:hint="eastAsia"/>
+          <w:lang w:eastAsia="zh-CN"/>
         </w:rPr>
       </w:pPr>
       <w:r>
+        <w:rPr>
+          <w:rFonts w:hint="eastAsia"/>
+          <w:lang w:eastAsia="zh-CN"/>
+        </w:rPr>
         <w:lastRenderedPageBreak/>
+        <w:t>R+是传递闭包 R*是自反传递闭包</w:t>
+      </w:r>
+    </w:p>
+    <w:p>
+      <w:pPr>
+        <w:spacing w:line="360" w:lineRule="auto"/>
+      </w:pPr>
+    </w:p>
+    <w:p>
+      <w:pPr>
+        <w:spacing w:line="360" w:lineRule="auto"/>
+        <w:rPr>
+          <w:rFonts w:hint="eastAsia"/>
+        </w:rPr>
+      </w:pPr>
+      <w:r>
         <w:t>3,</w:t>
       </w:r>
       <w:r>
@@ -717,9 +742,11 @@
           <w:rFonts w:hint="eastAsia"/>
         </w:rPr>
       </w:pPr>
+      <w:proofErr w:type="spellStart"/>
       <w:r>
         <w:t>A,错误</w:t>
       </w:r>
+      <w:proofErr w:type="spellEnd"/>
     </w:p>
     <w:p>
       <w:pPr>
@@ -728,9 +755,11 @@
           <w:rFonts w:hint="eastAsia"/>
         </w:rPr>
       </w:pPr>
+      <w:proofErr w:type="spellStart"/>
       <w:r>
         <w:t>B,正确</w:t>
       </w:r>
+      <w:proofErr w:type="spellEnd"/>
     </w:p>
     <w:p>
       <w:pPr>
@@ -739,9 +768,11 @@
           <w:rFonts w:hint="eastAsia"/>
         </w:rPr>
       </w:pPr>
+      <w:proofErr w:type="spellStart"/>
       <w:r>
         <w:t>答案:B</w:t>
       </w:r>
+      <w:proofErr w:type="spellEnd"/>
     </w:p>
     <w:p>
       <w:pPr>
@@ -845,7 +876,79 @@
         </w:drawing>
       </w:r>
       <w:r>
-        <w:t>{(a,c),(a,d),(b,a),(b,c),(b,d),(c,a),(c,d),(d,a),(d,c)}。</w:t>
+        <w:t>{(</w:t>
+      </w:r>
+      <w:proofErr w:type="spellStart"/>
+      <w:r>
+        <w:t>a,c</w:t>
+      </w:r>
+      <w:proofErr w:type="spellEnd"/>
+      <w:r>
+        <w:t>),(</w:t>
+      </w:r>
+      <w:proofErr w:type="spellStart"/>
+      <w:r>
+        <w:t>a,d</w:t>
+      </w:r>
+      <w:proofErr w:type="spellEnd"/>
+      <w:r>
+        <w:t>),(</w:t>
+      </w:r>
+      <w:proofErr w:type="spellStart"/>
+      <w:r>
+        <w:t>b,a</w:t>
+      </w:r>
+      <w:proofErr w:type="spellEnd"/>
+      <w:r>
+        <w:t>),(</w:t>
+      </w:r>
+      <w:proofErr w:type="spellStart"/>
+      <w:r>
+        <w:t>b,c</w:t>
+      </w:r>
+      <w:proofErr w:type="spellEnd"/>
+      <w:r>
+        <w:t>),(</w:t>
+      </w:r>
+      <w:proofErr w:type="spellStart"/>
+      <w:r>
+        <w:t>b,d</w:t>
+      </w:r>
+      <w:proofErr w:type="spellEnd"/>
+      <w:r>
+        <w:t>),(</w:t>
+      </w:r>
+      <w:proofErr w:type="spellStart"/>
+      <w:r>
+        <w:t>c,a</w:t>
+      </w:r>
+      <w:proofErr w:type="spellEnd"/>
+      <w:r>
+        <w:t>),(</w:t>
+      </w:r>
+      <w:proofErr w:type="spellStart"/>
+      <w:r>
+        <w:t>c,d</w:t>
+      </w:r>
+      <w:proofErr w:type="spellEnd"/>
+      <w:r>
+        <w:t>),(</w:t>
+      </w:r>
+      <w:proofErr w:type="spellStart"/>
+      <w:r>
+        <w:t>d,a</w:t>
+      </w:r>
+      <w:proofErr w:type="spellEnd"/>
+      <w:r>
+        <w:t>),(</w:t>
+      </w:r>
+      <w:proofErr w:type="spellStart"/>
+      <w:r>
+        <w:t>d,c</w:t>
+      </w:r>
+      <w:proofErr w:type="spellEnd"/>
+      <w:r>
+        <w:t>)}。</w:t>
       </w:r>
     </w:p>
     <w:p>
@@ -975,12 +1078,14 @@
           <w:highlight w:val="yellow"/>
         </w:rPr>
       </w:pPr>
+      <w:proofErr w:type="spellStart"/>
       <w:r>
         <w:rPr>
           <w:highlight w:val="yellow"/>
         </w:rPr>
         <w:t>A,正确</w:t>
       </w:r>
+      <w:proofErr w:type="spellEnd"/>
     </w:p>
     <w:p>
       <w:pPr>
@@ -990,12 +1095,14 @@
           <w:highlight w:val="yellow"/>
         </w:rPr>
       </w:pPr>
+      <w:proofErr w:type="spellStart"/>
       <w:r>
         <w:rPr>
           <w:highlight w:val="yellow"/>
         </w:rPr>
         <w:t>B,错误</w:t>
       </w:r>
+      <w:proofErr w:type="spellEnd"/>
     </w:p>
     <w:p>
       <w:pPr>
@@ -1004,12 +1111,14 @@
           <w:rFonts w:hint="eastAsia"/>
         </w:rPr>
       </w:pPr>
+      <w:proofErr w:type="spellStart"/>
       <w:r>
         <w:rPr>
           <w:highlight w:val="yellow"/>
         </w:rPr>
         <w:t>答案:B</w:t>
       </w:r>
+      <w:proofErr w:type="spellEnd"/>
     </w:p>
     <w:p>
       <w:pPr>
@@ -1062,23 +1171,6 @@
             </a:graphic>
           </wp:inline>
         </w:drawing>
-      </w:r>
-    </w:p>
-    <w:p>
-      <w:pPr>
-        <w:spacing w:line="360" w:lineRule="auto"/>
-        <w:rPr>
-          <w:rFonts w:hint="eastAsia"/>
-          <w:lang w:eastAsia="zh-CN"/>
-        </w:rPr>
-      </w:pPr>
-      <w:r>
-        <w:rPr>
-          <w:rFonts w:hint="eastAsia"/>
-          <w:highlight w:val="yellow"/>
-          <w:lang w:eastAsia="zh-CN"/>
-        </w:rPr>
-        <w:t>R或S中只有一步(比如一个元素)的情况也要考虑</w:t>
       </w:r>
     </w:p>
     <w:p>
@@ -1202,6 +1294,7 @@
       <w:pPr>
         <w:spacing w:line="360" w:lineRule="auto"/>
         <w:rPr>
+          <w:rFonts w:hint="eastAsia"/>
           <w:lang w:eastAsia="zh-CN"/>
         </w:rPr>
       </w:pPr>
@@ -1295,6 +1388,7 @@
       </w:r>
       <w:r>
         <w:rPr>
+          <w:noProof/>
           <w:lang w:eastAsia="zh-CN"/>
         </w:rPr>
         <w:lastRenderedPageBreak/>
@@ -1345,6 +1439,7 @@
       </w:pPr>
       <w:r>
         <w:rPr>
+          <w:noProof/>
           <w:lang w:eastAsia="zh-CN"/>
         </w:rPr>
         <w:drawing>

--- a/离散数学/集合论与图论/集合论与图论（上）课后习题/第8讲测验.docx
+++ b/离散数学/集合论与图论/集合论与图论（上）课后习题/第8讲测验.docx
@@ -287,13 +287,9 @@
         <w:spacing w:line="360" w:lineRule="auto"/>
         <w:rPr>
           <w:rFonts w:hint="eastAsia"/>
-          <w:highlight w:val="yellow"/>
         </w:rPr>
       </w:pPr>
       <w:r>
-        <w:rPr>
-          <w:highlight w:val="yellow"/>
-        </w:rPr>
         <w:t>2,设集合X={1,2,3,4}，R={(1,2),(2,2),(3,4)},S={(2,3),(3,1),(4,2)},则下列说法错误的是（）。</w:t>
       </w:r>
     </w:p>
@@ -302,19 +298,14 @@
         <w:spacing w:line="360" w:lineRule="auto"/>
         <w:rPr>
           <w:rFonts w:hint="eastAsia"/>
-          <w:highlight w:val="yellow"/>
         </w:rPr>
       </w:pPr>
       <w:r>
-        <w:rPr>
-          <w:highlight w:val="yellow"/>
-        </w:rPr>
         <w:t>A,</w:t>
       </w:r>
       <w:r>
         <w:rPr>
           <w:noProof/>
-          <w:highlight w:val="yellow"/>
         </w:rPr>
         <w:drawing>
           <wp:inline distT="0" distB="0" distL="0" distR="0" wp14:anchorId="289AABF4" wp14:editId="50C36BE2">
@@ -358,19 +349,14 @@
         <w:spacing w:line="360" w:lineRule="auto"/>
         <w:rPr>
           <w:rFonts w:hint="eastAsia"/>
-          <w:highlight w:val="yellow"/>
         </w:rPr>
       </w:pPr>
       <w:r>
-        <w:rPr>
-          <w:highlight w:val="yellow"/>
-        </w:rPr>
         <w:t>B,</w:t>
       </w:r>
       <w:r>
         <w:rPr>
           <w:noProof/>
-          <w:highlight w:val="yellow"/>
         </w:rPr>
         <w:drawing>
           <wp:inline distT="0" distB="0" distL="0" distR="0" wp14:anchorId="740E9870" wp14:editId="6EFAEAA2">
@@ -414,19 +400,14 @@
         <w:spacing w:line="360" w:lineRule="auto"/>
         <w:rPr>
           <w:rFonts w:hint="eastAsia"/>
-          <w:highlight w:val="yellow"/>
         </w:rPr>
       </w:pPr>
       <w:r>
-        <w:rPr>
-          <w:highlight w:val="yellow"/>
-        </w:rPr>
         <w:t>C,</w:t>
       </w:r>
       <w:r>
         <w:rPr>
           <w:noProof/>
-          <w:highlight w:val="yellow"/>
         </w:rPr>
         <w:drawing>
           <wp:inline distT="0" distB="0" distL="0" distR="0" wp14:anchorId="2B084310" wp14:editId="77017A2D">
@@ -471,19 +452,14 @@
         <w:rPr>
           <w:rFonts w:hint="eastAsia"/>
           <w:noProof/>
-          <w:highlight w:val="yellow"/>
         </w:rPr>
       </w:pPr>
       <w:r>
-        <w:rPr>
-          <w:highlight w:val="yellow"/>
-        </w:rPr>
         <w:t>D,</w:t>
       </w:r>
       <w:r>
         <w:rPr>
           <w:noProof/>
-          <w:highlight w:val="yellow"/>
         </w:rPr>
         <w:drawing>
           <wp:inline distT="0" distB="0" distL="0" distR="0" wp14:anchorId="0EB9077D" wp14:editId="6B60F2B1">
@@ -531,9 +507,6 @@
       </w:pPr>
       <w:proofErr w:type="spellStart"/>
       <w:r>
-        <w:rPr>
-          <w:highlight w:val="yellow"/>
-        </w:rPr>
         <w:t>答案:D</w:t>
       </w:r>
       <w:proofErr w:type="spellEnd"/>
@@ -679,6 +652,10 @@
     <w:p>
       <w:pPr>
         <w:spacing w:line="360" w:lineRule="auto"/>
+        <w:rPr>
+          <w:rFonts w:hint="eastAsia"/>
+          <w:lang w:eastAsia="zh-CN"/>
+        </w:rPr>
       </w:pPr>
     </w:p>
     <w:p>
@@ -833,8 +810,13 @@
         </w:drawing>
       </w:r>
       <w:r>
-        <w:t>。设集合X={a,b,c,d}，集合X上的二元关系R={(a,d),(b,a),(b,c),(c,a),(c,d),(d,c)}，则R的传递闭包为</w:t>
+        <w:t>。设集合X={a,b,c,d}，集合X上的二元关系R={(a,d),(b,a),(b,c),(c,a),(c,d),(d,c)}，则R</w:t>
       </w:r>
+      <w:proofErr w:type="spellStart"/>
+      <w:r>
+        <w:t>的传递闭包为</w:t>
+      </w:r>
+      <w:proofErr w:type="spellEnd"/>
       <w:r>
         <w:rPr>
           <w:noProof/>
